--- a/综述_修订版.docx
+++ b/综述_修订版.docx
@@ -20,22 +20,6 @@
         <w:pStyle w:val="Normal"/>
       </w:pPr>
       <w:r>
-        <w:t xml:space="preserve">关键词：固体高次谐波；量子光；二维磁性材料；谷极化；双层反铁磁CrI₃；半导体布洛赫方程；量子电动力学</w:t>
-      </w:r>
-    </w:p>
-    <w:p>
-      <w:pPr>
-        <w:pStyle w:val="Normal"/>
-      </w:pPr>
-      <w:r>
-        <w:t xml:space="preserve">高次谐波产生（High-order Harmonic Generation, HHG）是强激光场与物质相互作用中最具代表性的非微扰非线性光学过程，也是阿秒科学和极紫外相干光源的重要物理基础。传统固体HHG研究通常将驱动光场视为经典相干态，而近年来量子态光场（如明亮压缩真空，BSV）对强场过程的驱动作用成为全新的研究前沿。本综述以具有丰富磁序结构的双层范德华磁性材料CrI₃为核心平台，系统阐述固体HHG的基本物理机制、二维材料中的对称性选择定则、谷极化的拓扑起源，以及量子光统计特性对谷极化与谐波手性的调制作用。在理论框架方面，本文介绍了第一性原理结合紧束缚模型、半导体布洛赫方程（SBEs）和严格量子电动力学（QED）的多尺度计算方法，并给出了量子光场（BSV）驱动下CrI₃体系中一系列可观测量子效应的理论预言，包括拉比振荡崩塌、截止频率非微扰拓宽和贝里曲率放大量子涨落等。本综述旨在推动阿秒物理、拓扑谷电子学与量子信息科学的深度融合。</w:t>
-      </w:r>
-    </w:p>
-    <w:p>
-      <w:pPr>
-        <w:pStyle w:val="Normal"/>
-      </w:pPr>
-      <w:r>
         <w:rPr>
           <w:b/>
         </w:rPr>
@@ -47,7 +31,7 @@
         <w:pStyle w:val="Normal"/>
       </w:pPr>
       <w:r>
-        <w:t xml:space="preserve">Keywords: solid-state high-harmonic generation; quantum light; two-dimensional magnetic materials; valley polarization; bilayer antiferromagnetic CrI₃; semiconductor Bloch equations; quantum electrodynamics</w:t>
+        <w:t xml:space="preserve">高次谐波产生（High-order Harmonic Generation, HHG）是强激光场与物质相互作用中最具代表性的非微扰非线性光学过程，也是阿秒科学和极紫外相干光源的重要物理基础。传统固体HHG研究通常将驱动光场视为经典相干态，而近年来量子态光场（如明亮压缩真空，BSV）对强场过程的驱动作用成为全新的研究前沿。本综述以具有丰富磁序结构的双层范德华尔磁性材料CrI₃为核心平台，系统阐述固体HHG的基本物理机制、二维材料中的对称性选择定则、谷极化的拓扑起源，以及量子光统计特性对谷极化与谐波手性的调制作用。在理论框架方面，本文介绍了第一性原理结合紧束结模型、半导体布洛赫方程（SBEs）和严格量子电动力学（QED）的多尺度计算方法，并给出了量子光场（BSV）驱动下CrI₃体系中一系列可观测量子效应的理论预言，包括拉比振荡崩塔、截止频率非微扰拓宽和贝里曲率放大量子涨落等。本综述旨在推动阿秒物理、拓扑谷电子学与量子信息科学的深度融合。</w:t>
       </w:r>
     </w:p>
     <w:p>
@@ -55,7 +39,7 @@
         <w:pStyle w:val="Normal"/>
       </w:pPr>
       <w:r>
-        <w:t xml:space="preserve">High-order harmonic generation (HHG) is one of the most representative non-perturbative nonlinear optical processes in intense laser-matter interactions, and serves as an important physical basis for attosecond science and coherent extreme-ultraviolet sources. While conventional solid-state HHG studies typically treat the driving field as a classical coherent state, the role of quantum light fields—such as bright squeezed vacuum (BSV)—in driving strong-field processes has recently emerged as a new research frontier. This review focuses on bilayer van der Waals magnetic material CrI₃ as the central platform, systematically discussing the fundamental physical mechanisms of solid-state HHG, symmetry selection rules in two-dimensional materials, the topological origin of valley polarization, and the modulation of valley polarization and harmonic chirality by quantum photon statistics. On the theoretical side, we present a multi-scale computational framework combining first-principles calculations with tight-binding models, semiconductor Bloch equations (SBEs), and rigorous quantum electrodynamics (QED), and propose theoretical predictions for a series of observable quantum phenomena in CrI₃ driven by BSV, including Rabi oscillation collapse, non-perturbative extension of the cutoff frequency, and Berry curvature amplification of quantum fluctuations. This review aims to promote the deep integration of attosecond physics, topological valley electronics, and quantum information science.</w:t>
+        <w:t xml:space="preserve">关键词：固体高次谐波；量子光；二维磁性材料；谷极化；双层反铁磁CrI₃；半导体布洛赫方程；量子电动力学</w:t>
       </w:r>
     </w:p>
     <w:p>
@@ -67,6 +51,22 @@
           <w:b/>
         </w:rPr>
         <w:t xml:space="preserve">Abstract</w:t>
+      </w:r>
+    </w:p>
+    <w:p>
+      <w:pPr>
+        <w:pStyle w:val="Normal"/>
+      </w:pPr>
+      <w:r>
+        <w:t xml:space="preserve">High-order harmonic generation (HHG) is one of the most representative non-perturbative nonlinear optical processes in intense laser-matter interactions, and serves as an important physical basis for attosecond science and coherent extreme-ultraviolet sources. While conventional solid-state HHG studies typically treat the driving field as a classical coherent state, the role of quantum light fields—such as bright squeezed vacuum (BSV)—in driving strong-field processes has recently emerged as a new research frontier. This review focuses on bilayer van der Waals magnetic material CrI₃ as the central platform, systematically discussing the fundamental physical mechanisms of solid-state HHG, symmetry selection rules in two-dimensional materials, the topological origin of valley polarization, and the modulation of valley polarization and harmonic chirality by quantum photon statistics. On the theoretical side, we present a multi-scale computational framework combining first-principles calculations with tight-binding models, semiconductor Bloch equations (SBEs), and rigorous quantum electrodynamics (QED), and propose theoretical predictions for a series of observable quantum phenomena in CrI₃ driven by BSV, including Rabi oscillation collapse, non-perturbative extension of the cutoff frequency, and Berry curvature amplification of quantum fluctuations. This review aims to promote the deep integration of attosecond physics, topological valley electronics, and quantum information science.</w:t>
+      </w:r>
+    </w:p>
+    <w:p>
+      <w:pPr>
+        <w:pStyle w:val="Normal"/>
+      </w:pPr>
+      <w:r>
+        <w:t xml:space="preserve">Keywords: solid-state high-harmonic generation; quantum light; two-dimensional magnetic materials; valley polarization; bilayer antiferromagnetic CrI₃; semiconductor Bloch equations; quantum electrodynamics</w:t>
       </w:r>
     </w:p>
     <w:p>
@@ -1225,28 +1225,22 @@
         <w:ind w:firstLine="432"/>
       </w:pPr>
       <w:r>
-        <w:t>首先，利用密度泛函理论（DFT）[</w:t>
+        <w:t>首先，利用密度泛函理论（DFT）[21]构建双层 CrI₃ 的精确晶格结构，并向最大局域化 Wannier函数[22]投影以构建微观哈密顿量。在此基础上，建立自旋相关的紧束缚（Tight-Binding, TB）模型：</w:t>
       </w:r>
       <w:r>
         <w:rPr>
           <w:rFonts w:hint="eastAsia" w:eastAsia="宋体"/>
           <w:lang w:val="en-US" w:eastAsia="zh-CN"/>
         </w:rPr>
-        <w:t>21]</w:t>
-      </w:r>
-      <w:r>
-        <w:t>（DFT）构建双层 CrI₃ 的精确晶格结构，并向最大局域化 Wannier函数[</w:t>
-      </w:r>
+      </w:r>
+      <w:r/>
       <w:r>
         <w:rPr>
           <w:rFonts w:hint="eastAsia" w:eastAsia="宋体"/>
           <w:lang w:val="en-US" w:eastAsia="zh-CN"/>
         </w:rPr>
-        <w:t>22]</w:t>
-      </w:r>
-      <w:r>
-        <w:t>投影以构建微观哈密顿量。在此基础上，建立自旋相关的紧束缚（Tight-Binding, TB）模型：</w:t>
-      </w:r>
+      </w:r>
+      <w:r/>
     </w:p>
     <w:p>
       <w:pPr>
@@ -2105,7 +2099,7 @@
         <w:ind w:firstLine="432"/>
       </w:pPr>
       <w:r>
-        <w:t xml:space="preserve">5.4 核心待检验预言</w:t>
+        <w:t>5.4 核心待检验预言</w:t>
       </w:r>
     </w:p>
     <w:p>
@@ -2442,7 +2436,11 @@
         </w:rPr>
       </w:pPr>
       <w:r>
-        <w:t xml:space="preserve">[4] Wei Z Y, Wang Z H, Hao T, Han H N, Chang G Q. Ultrashort pulse laser systems for high-harmonic and attosecond science. 【注：此参考文献信息不完整，请补充完整文献信息，包含期刊名、卷期、页码和DOI】</w:t>
+        <w:rPr>
+          <w:rFonts w:hint="eastAsia" w:eastAsia="宋体"/>
+          <w:lang w:val="en-US" w:eastAsia="zh-CN"/>
+        </w:rPr>
+        <w:t>[4] Wei Z Y, Wang Z H, Hao T, Han H N, Chang G Q. Ultrashort pulse laser systems for high-harmonic and attosecond science. 『注：此参考文献信息不完整，请补充完整文献信息，包含期刊名、卷期、页码和DOI』</w:t>
       </w:r>
     </w:p>
     <w:p>
@@ -2454,7 +2452,11 @@
         </w:rPr>
       </w:pPr>
       <w:r>
-        <w:t xml:space="preserve">[5] Agostini P, DiMauro L F. The physics of attosecond light pulses. Reports on Progress in Physics, 2004, 67(6): 813-855. https://doi.org/10.1088/0034-4885/67/6/R01</w:t>
+        <w:rPr>
+          <w:rFonts w:hint="eastAsia" w:eastAsia="宋体"/>
+          <w:lang w:val="en-US" w:eastAsia="zh-CN"/>
+        </w:rPr>
+        <w:t>[5] Agostini P, DiMauro L F. The physics of attosecond light pulses. Reports on Progress in Physics, 2004, 67(6): 813-855. https://doi.org/10.1088/0034-4885/67/6/R01</w:t>
       </w:r>
     </w:p>
     <w:p>
@@ -2466,7 +2468,11 @@
         </w:rPr>
       </w:pPr>
       <w:r>
-        <w:t xml:space="preserve">[6] Corkum P B. Plasma perspective on strong field multiphoton ionization. Physical Review Letters, 1993, 71(13): 1994-1997. https://doi.org/10.1103/PhysRevLett.71.1994</w:t>
+        <w:rPr>
+          <w:rFonts w:hint="eastAsia" w:eastAsia="宋体"/>
+          <w:lang w:val="en-US" w:eastAsia="zh-CN"/>
+        </w:rPr>
+        <w:t>[6] Corkum P B. Plasma perspective on strong field multiphoton ionization. Physical Review Letters, 1993, 71(13): 1994-1997. https://doi.org/10.1103/PhysRevLett.71.1994</w:t>
       </w:r>
     </w:p>
     <w:p>
@@ -2496,8 +2502,15 @@
         </w:rPr>
       </w:pPr>
       <w:r>
-        <w:t xml:space="preserve">[8] Hentschel M, Kienberger R, Spielmann C, Reider G A, Milosevic N, Brabec T, Corkum P, Heinzmann U, Drescher M, Krausz F. Attosecond metrology. Nature, 2001, 414(6863): 509-513. https://doi.org/10.1038/35107000</w:t>
-      </w:r>
+        <w:t>[8] Hentschel M, Kienberger R, Spielmann C, Reider G A, Milosevic N, Brabec T, Corkum P, Heinzmann U, Drescher M, Krausz F. Attosecond metrology. Nature, 2001, 414(6863): 509-513. https://doi.org/10.1038/35107000</w:t>
+      </w:r>
+      <w:r>
+        <w:rPr>
+          <w:rFonts w:hint="eastAsia" w:eastAsia="宋体"/>
+          <w:lang w:val="en-US" w:eastAsia="zh-CN"/>
+        </w:rPr>
+      </w:r>
+      <w:r/>
     </w:p>
     <w:p>
       <w:pPr>
@@ -2703,24 +2716,45 @@
         <w:ind w:firstLine="432"/>
       </w:pPr>
       <w:r>
-        <w:t xml:space="preserve">[20] Sun Z, Yi Y, Song T, Clark G, Huang B, Shan Y, Wu S, Huang D, Gao C, Chen Z, McGuire M, Cao T, Xiao D, Liu W T, Yao W, Xu X, Wu S. Giant nonreciprocal second-harmonic generation from antiferromagnetic bilayer CrI₃. Nature, 2019, 572(7770): 497-501. https://doi.org/10.1038/s41586-019-1445-3</w:t>
-      </w:r>
+        <w:t>[20] Sun Z, Yi Y, Song T, Clark G, Huang B, Shan Y, Wu S, Huang D, Gao C, Chen Z, McGuire M, Cao T, Xiao D, Liu W T, Yao W, Xu X, Wu S. Giant nonreciprocal second-harmonic generation from antiferromagnetic bilayer CrI₃. Nature, 2019, 572(7770): 497-501. https://doi.org/10.1038/s41586-019-1445-3</w:t>
+      </w:r>
+      <w:r>
+        <w:rPr>
+          <w:rFonts w:hint="eastAsia" w:eastAsia="宋体"/>
+          <w:lang w:val="en-US" w:eastAsia="zh-CN"/>
+        </w:rPr>
+      </w:r>
+      <w:r/>
     </w:p>
     <w:p>
       <w:pPr>
         <w:ind w:firstLine="432"/>
       </w:pPr>
       <w:r>
-        <w:t xml:space="preserve">[21] Kohn W, Sham L J. Self-consistent equations including exchange and correlation effects. Physical Review, 1965, 140(4A): A1133-A1138. https://doi.org/10.1103/PhysRev.140.A1133</w:t>
-      </w:r>
+        <w:t>[21] Kohn W, Sham L J. Self-consistent equations including exchange and correlation effects. Physical Review, 1965, 140(4A): A1133-A1138. https://doi.org/10.1103/PhysRev.140.A1133</w:t>
+      </w:r>
+      <w:r>
+        <w:rPr>
+          <w:rFonts w:hint="eastAsia" w:eastAsia="宋体"/>
+          <w:lang w:val="en-US" w:eastAsia="zh-CN"/>
+        </w:rPr>
+      </w:r>
+      <w:r/>
     </w:p>
     <w:p>
       <w:pPr>
         <w:ind w:firstLine="432"/>
       </w:pPr>
       <w:r>
-        <w:t xml:space="preserve">[22] Marzari N, Vanderbilt D. Maximally localized generalized Wannier functions for composite energy bands. Physical Review B, 1997, 56(20): 12847-12865. https://doi.org/10.1103/PhysRevB.56.12847</w:t>
-      </w:r>
+        <w:t>[22] Marzari N, Vanderbilt D. Maximally localized generalized Wannier functions for composite energy bands. Physical Review B, 1997, 56(20): 12847-12865. https://doi.org/10.1103/PhysRevB.56.12847</w:t>
+      </w:r>
+      <w:r>
+        <w:rPr>
+          <w:rFonts w:hint="eastAsia" w:eastAsia="宋体"/>
+          <w:lang w:val="en-US" w:eastAsia="zh-CN"/>
+        </w:rPr>
+      </w:r>
+      <w:r/>
     </w:p>
     <w:p>
       <w:pPr>
@@ -2767,7 +2801,7 @@
         <w:pStyle w:val="Normal"/>
       </w:pPr>
       <w:r>
-        <w:t xml:space="preserve">[28] 【待补全：图10对应的集成光子芯片参考文献，请填写完整信息】</w:t>
+        <w:t xml:space="preserve">[28] 『待补全：图10对应的集成光子芯片参考文献，请填写完整信息』</w:t>
       </w:r>
     </w:p>
     <w:p>
@@ -2783,7 +2817,7 @@
         <w:pStyle w:val="Normal"/>
       </w:pPr>
       <w:r>
-        <w:t xml:space="preserve">[30] 【待补全：图11对应的HHG泵浦探测相干衍射成像参考文献，请填写完整信息】</w:t>
+        <w:t xml:space="preserve">[30] 『待补全：图11对应的HHG泵浦探测相干衍射成像参考文献，请填写完整信息』</w:t>
       </w:r>
     </w:p>
     <w:p>
